--- a/articles/ExplainCircPaper(27012026)_WPdB_TA_WvM.docx
+++ b/articles/ExplainCircPaper(27012026)_WPdB_TA_WvM.docx
@@ -141,25 +141,34 @@
           <w:sz w:val="20"/>
           <w:szCs w:val="20"/>
         </w:rPr>
-        <w:t>TA, Dec 1</w:t>
-      </w:r>
-      <w:r>
-        <w:rPr>
-          <w:rFonts w:ascii="Calibri" w:hAnsi="Calibri" w:cs="Calibri"/>
-          <w:noProof/>
-          <w:sz w:val="20"/>
-          <w:szCs w:val="20"/>
-        </w:rPr>
-        <w:t>1</w:t>
-      </w:r>
-      <w:r>
-        <w:rPr>
-          <w:rFonts w:ascii="Calibri" w:hAnsi="Calibri" w:cs="Calibri"/>
-          <w:noProof/>
-          <w:sz w:val="20"/>
-          <w:szCs w:val="20"/>
-        </w:rPr>
-        <w:t>, 2025</w:t>
+        <w:t xml:space="preserve">TA, </w:t>
+      </w:r>
+      <w:r>
+        <w:rPr>
+          <w:rFonts w:ascii="Calibri" w:hAnsi="Calibri" w:cs="Calibri"/>
+          <w:noProof/>
+          <w:sz w:val="20"/>
+          <w:szCs w:val="20"/>
+        </w:rPr>
+        <w:t>Jun 26</w:t>
+      </w:r>
+      <w:r>
+        <w:rPr>
+          <w:rFonts w:ascii="Calibri" w:hAnsi="Calibri" w:cs="Calibri"/>
+          <w:noProof/>
+          <w:sz w:val="20"/>
+          <w:szCs w:val="20"/>
+        </w:rPr>
+        <w:t>, 202</w:t>
+      </w:r>
+      <w:r>
+        <w:rPr>
+          <w:rFonts w:ascii="Calibri" w:hAnsi="Calibri" w:cs="Calibri"/>
+          <w:noProof/>
+          <w:sz w:val="20"/>
+          <w:szCs w:val="20"/>
+        </w:rPr>
+        <w:t>6</w:t>
       </w:r>
     </w:p>
     <w:p>
@@ -384,7 +393,7 @@
           <w:sz w:val="20"/>
           <w:szCs w:val="20"/>
         </w:rPr>
-        <w:t>. An EXPLAIN user environment, running the model in real time, is freely available online (</w:t>
+        <w:t xml:space="preserve">. An EXPLAIN user environment, running the model in real time, is freely available online </w:t>
       </w:r>
       <w:hyperlink r:id="rId12" w:history="1">
         <w:r>
@@ -395,7 +404,7 @@
             <w:sz w:val="20"/>
             <w:szCs w:val="20"/>
           </w:rPr>
-          <w:t>https://explain-user.com</w:t>
+          <w:t>https://explain-modeling.com/</w:t>
         </w:r>
       </w:hyperlink>
       <w:r>
@@ -405,7 +414,16 @@
           <w:sz w:val="20"/>
           <w:szCs w:val="20"/>
         </w:rPr>
-        <w:t>) and annotated Python source code</w:t>
+        <w:t xml:space="preserve"> </w:t>
+      </w:r>
+      <w:r>
+        <w:rPr>
+          <w:rFonts w:ascii="Calibri" w:hAnsi="Calibri" w:cs="Calibri"/>
+          <w:noProof/>
+          <w:sz w:val="20"/>
+          <w:szCs w:val="20"/>
+        </w:rPr>
+        <w:t>and annotated Python source code</w:t>
       </w:r>
       <w:r>
         <w:rPr>
@@ -2362,18 +2380,27 @@
             <w:sz w:val="20"/>
             <w:szCs w:val="20"/>
           </w:rPr>
-          <w:t>https://explain-user.com</w:t>
+          <w:t>https://explain-modeling.com/</w:t>
         </w:r>
       </w:hyperlink>
       <w:r>
         <w:rPr>
           <w:rFonts w:ascii="Calibri" w:hAnsi="Calibri" w:cs="Calibri"/>
           <w:noProof/>
+          <w:sz w:val="20"/>
+          <w:szCs w:val="20"/>
+        </w:rPr>
+        <w:t>.</w:t>
+      </w:r>
+      <w:r>
+        <w:rPr>
+          <w:rFonts w:ascii="Calibri" w:hAnsi="Calibri" w:cs="Calibri"/>
+          <w:noProof/>
           <w:color w:val="000000"/>
           <w:sz w:val="20"/>
           <w:szCs w:val="20"/>
         </w:rPr>
-        <w:t>. The complete source code in Python is available upon request.</w:t>
+        <w:t>The complete source code in Python is available upon request.</w:t>
       </w:r>
     </w:p>
     <w:p>
@@ -15482,26 +15509,11 @@
             <w:sz w:val="20"/>
             <w:szCs w:val="20"/>
           </w:rPr>
-          <w:t>https://explain-user.com</w:t>
+          <w:t>https://explain-modeling.com/</w:t>
         </w:r>
       </w:hyperlink>
       <w:r>
-        <w:rPr>
-          <w:rFonts w:ascii="Calibri" w:hAnsi="Calibri" w:cs="Calibri"/>
-          <w:noProof/>
-          <w:sz w:val="20"/>
-          <w:szCs w:val="20"/>
-        </w:rPr>
         <w:t>.</w:t>
-      </w:r>
-      <w:r>
-        <w:rPr>
-          <w:rFonts w:ascii="Calibri" w:hAnsi="Calibri" w:cs="Calibri"/>
-          <w:noProof/>
-          <w:sz w:val="20"/>
-          <w:szCs w:val="20"/>
-        </w:rPr>
-        <w:t xml:space="preserve"> </w:t>
       </w:r>
       <w:r>
         <w:rPr>
